--- a/sem_2/lab_11_hash/lab_11(hash).docx
+++ b/sem_2/lab_11_hash/lab_11(hash).docx
@@ -1200,8 +1200,6 @@
           <w:szCs w:val="28"/>
         </w:rPr>
       </w:pPr>
-      <w:bookmarkStart w:id="0" w:name="_GoBack"/>
-      <w:bookmarkEnd w:id="0"/>
     </w:p>
     <w:p>
       <w:pPr>
@@ -1907,57 +1905,9 @@
     </w:p>
     <w:p>
       <w:pPr>
-        <w:pStyle w:val="24"/>
-        <w:keepNext w:val="0"/>
-        <w:keepLines w:val="0"/>
-        <w:widowControl/>
-        <w:suppressLineNumbers w:val="0"/>
-        <w:spacing w:line="240" w:lineRule="auto"/>
-        <w:rPr>
-          <w:rFonts w:hint="default" w:ascii="Times New Roman" w:hAnsi="Times New Roman" w:eastAsia="Cascadia Mono" w:cs="Times New Roman"/>
-          <w:color w:val="1A94FF"/>
-          <w:sz w:val="28"/>
-          <w:szCs w:val="28"/>
-          <w:highlight w:val="white"/>
-          <w:lang w:val="ru-RU"/>
-        </w:rPr>
-      </w:pPr>
-      <w:r>
-        <w:rPr>
-          <w:rFonts w:hint="default" w:ascii="Times New Roman" w:hAnsi="Times New Roman" w:eastAsia="Cascadia Mono" w:cs="Times New Roman"/>
-          <w:color w:val="000000"/>
-          <w:sz w:val="28"/>
-          <w:szCs w:val="28"/>
-          <w:lang w:val="ru-RU"/>
-        </w:rPr>
-        <w:t xml:space="preserve">В проекте </w:t>
-      </w:r>
-      <w:r>
-        <w:rPr>
-          <w:rFonts w:hint="default" w:ascii="Times New Roman" w:hAnsi="Times New Roman" w:eastAsia="Cascadia Mono" w:cs="Times New Roman"/>
-          <w:color w:val="000000"/>
-          <w:sz w:val="28"/>
-          <w:szCs w:val="28"/>
-          <w:lang w:val="en-US"/>
-        </w:rPr>
-        <w:t>lab_11.</w:t>
-      </w:r>
-      <w:r>
-        <w:rPr>
-          <w:rFonts w:hint="default" w:ascii="Times New Roman" w:hAnsi="Times New Roman" w:eastAsia="Cascadia Mono" w:cs="Times New Roman"/>
-          <w:color w:val="000000"/>
-          <w:sz w:val="28"/>
-          <w:szCs w:val="28"/>
-          <w:lang w:val="ru-RU"/>
-        </w:rPr>
-        <w:t>2</w:t>
-      </w:r>
-    </w:p>
-    <w:p>
-      <w:pPr>
         <w:pStyle w:val="38"/>
         <w:spacing w:after="30" w:line="240" w:lineRule="auto"/>
-        <w:ind w:left="0" w:leftChars="0" w:firstLine="0" w:firstLineChars="0"/>
+        <w:ind w:left="0" w:leftChars="0" w:firstLine="708" w:firstLineChars="0"/>
         <w:jc w:val="both"/>
         <w:rPr>
           <w:rFonts w:hint="default" w:ascii="Consolas" w:hAnsi="Consolas" w:eastAsia="Cascadia Mono" w:cs="Consolas"/>
@@ -1968,6 +1918,45 @@
           <w:lang w:val="ru-RU"/>
         </w:rPr>
       </w:pPr>
+      <w:r>
+        <w:rPr>
+          <w:rFonts w:hint="default" w:ascii="Times New Roman" w:hAnsi="Times New Roman" w:cs="Times New Roman"/>
+          <w:b w:val="0"/>
+          <w:bCs w:val="0"/>
+          <w:i w:val="0"/>
+          <w:iCs w:val="0"/>
+          <w:sz w:val="28"/>
+          <w:szCs w:val="28"/>
+          <w:lang w:val="ru-RU"/>
+        </w:rPr>
+        <w:t xml:space="preserve">Смотреть </w:t>
+      </w:r>
+      <w:r>
+        <w:rPr>
+          <w:rFonts w:hint="default" w:ascii="Times New Roman" w:hAnsi="Times New Roman" w:cs="Times New Roman"/>
+          <w:b w:val="0"/>
+          <w:bCs w:val="0"/>
+          <w:i w:val="0"/>
+          <w:iCs w:val="0"/>
+          <w:sz w:val="28"/>
+          <w:szCs w:val="28"/>
+          <w:lang w:val="en-US"/>
+        </w:rPr>
+        <w:t>main.cpp</w:t>
+      </w:r>
+      <w:r>
+        <w:rPr>
+          <w:rFonts w:hint="default" w:ascii="Times New Roman" w:hAnsi="Times New Roman" w:cs="Times New Roman"/>
+          <w:b w:val="0"/>
+          <w:bCs w:val="0"/>
+          <w:i w:val="0"/>
+          <w:iCs w:val="0"/>
+          <w:sz w:val="28"/>
+          <w:szCs w:val="28"/>
+          <w:lang w:val="ru-RU"/>
+        </w:rPr>
+        <w:t>.</w:t>
+      </w:r>
     </w:p>
     <w:p>
       <w:pPr>
@@ -2569,6 +2558,8 @@
           <w:szCs w:val="28"/>
         </w:rPr>
       </w:pPr>
+      <w:bookmarkStart w:id="0" w:name="_GoBack"/>
+      <w:bookmarkEnd w:id="0"/>
       <w:r>
         <w:rPr>
           <w:rFonts w:ascii="Times New Roman" w:hAnsi="Times New Roman" w:cs="Times New Roman" w:eastAsiaTheme="minorEastAsia"/>
@@ -3494,7 +3485,7 @@
     <w:lsdException w:qFormat="1" w:uiPriority="99" w:name="HTML Code"/>
     <w:lsdException w:uiPriority="99" w:name="HTML Definition"/>
     <w:lsdException w:uiPriority="99" w:name="HTML Keyboard"/>
-    <w:lsdException w:uiPriority="99" w:name="HTML Preformatted"/>
+    <w:lsdException w:qFormat="1" w:uiPriority="99" w:name="HTML Preformatted"/>
     <w:lsdException w:uiPriority="99" w:name="HTML Sample"/>
     <w:lsdException w:uiPriority="99" w:name="HTML Typewriter"/>
     <w:lsdException w:uiPriority="99" w:name="HTML Variable"/>
@@ -3985,6 +3976,7 @@
     <w:name w:val="HTML Preformatted"/>
     <w:semiHidden/>
     <w:unhideWhenUsed/>
+    <w:qFormat/>
     <w:uiPriority w:val="99"/>
     <w:pPr>
       <w:tabs>
